--- a/BÀI VỀ NHÀ SESSION 6.docx
+++ b/BÀI VỀ NHÀ SESSION 6.docx
@@ -188,6 +188,32 @@
         </w:drawing>
       </w:r>
     </w:p>
+    <w:p/>
+    <w:p/>
+    <w:p/>
+    <w:p/>
+    <w:p/>
+    <w:p/>
+    <w:p/>
+    <w:p/>
+    <w:p/>
+    <w:p/>
+    <w:p/>
+    <w:p/>
+    <w:p/>
+    <w:p/>
+    <w:p/>
+    <w:p/>
+    <w:p/>
+    <w:p/>
+    <w:p/>
+    <w:p/>
+    <w:p/>
+    <w:p/>
+    <w:p/>
+    <w:p/>
+    <w:p/>
+    <w:p/>
     <w:p>
       <w:pPr>
         <w:rPr>
@@ -206,6 +232,51 @@
       </w:r>
     </w:p>
     <w:p>
+      <w:r>
+        <w:drawing>
+          <wp:inline distT="0" distB="0" distL="114300" distR="114300">
+            <wp:extent cx="5271770" cy="4082415"/>
+            <wp:effectExtent l="0" t="0" r="1270" b="1905"/>
+            <wp:docPr id="4" name="Picture 1"/>
+            <wp:cNvGraphicFramePr>
+              <a:graphicFrameLocks xmlns:a="http://schemas.openxmlformats.org/drawingml/2006/main" noChangeAspect="1"/>
+            </wp:cNvGraphicFramePr>
+            <a:graphic xmlns:a="http://schemas.openxmlformats.org/drawingml/2006/main">
+              <a:graphicData uri="http://schemas.openxmlformats.org/drawingml/2006/picture">
+                <pic:pic xmlns:pic="http://schemas.openxmlformats.org/drawingml/2006/picture">
+                  <pic:nvPicPr>
+                    <pic:cNvPr id="4" name="Picture 1"/>
+                    <pic:cNvPicPr>
+                      <a:picLocks noChangeAspect="1"/>
+                    </pic:cNvPicPr>
+                  </pic:nvPicPr>
+                  <pic:blipFill>
+                    <a:blip r:embed="rId7"/>
+                    <a:stretch>
+                      <a:fillRect/>
+                    </a:stretch>
+                  </pic:blipFill>
+                  <pic:spPr>
+                    <a:xfrm>
+                      <a:off x="0" y="0"/>
+                      <a:ext cx="5271770" cy="4082415"/>
+                    </a:xfrm>
+                    <a:prstGeom prst="rect">
+                      <a:avLst/>
+                    </a:prstGeom>
+                    <a:noFill/>
+                    <a:ln>
+                      <a:noFill/>
+                    </a:ln>
+                  </pic:spPr>
+                </pic:pic>
+              </a:graphicData>
+            </a:graphic>
+          </wp:inline>
+        </w:drawing>
+      </w:r>
+    </w:p>
+    <w:p>
       <w:pPr>
         <w:rPr>
           <w:rFonts w:hint="default"/>
@@ -213,8 +284,300 @@
           <w:lang w:val="vi-VN"/>
         </w:rPr>
       </w:pPr>
+    </w:p>
+    <w:p>
+      <w:pPr>
+        <w:rPr>
+          <w:rFonts w:hint="default"/>
+          <w:highlight w:val="red"/>
+          <w:lang w:val="vi-VN"/>
+        </w:rPr>
+      </w:pPr>
+      <w:r>
+        <w:rPr>
+          <w:rFonts w:hint="default"/>
+          <w:highlight w:val="red"/>
+          <w:lang w:val="vi-VN"/>
+        </w:rPr>
+        <w:t xml:space="preserve">BÀI 5 </w:t>
+      </w:r>
+      <w:r>
+        <w:drawing>
+          <wp:inline distT="0" distB="0" distL="114300" distR="114300">
+            <wp:extent cx="5272405" cy="4474845"/>
+            <wp:effectExtent l="0" t="0" r="635" b="5715"/>
+            <wp:docPr id="5" name="Picture 2"/>
+            <wp:cNvGraphicFramePr>
+              <a:graphicFrameLocks xmlns:a="http://schemas.openxmlformats.org/drawingml/2006/main" noChangeAspect="1"/>
+            </wp:cNvGraphicFramePr>
+            <a:graphic xmlns:a="http://schemas.openxmlformats.org/drawingml/2006/main">
+              <a:graphicData uri="http://schemas.openxmlformats.org/drawingml/2006/picture">
+                <pic:pic xmlns:pic="http://schemas.openxmlformats.org/drawingml/2006/picture">
+                  <pic:nvPicPr>
+                    <pic:cNvPr id="5" name="Picture 2"/>
+                    <pic:cNvPicPr>
+                      <a:picLocks noChangeAspect="1"/>
+                    </pic:cNvPicPr>
+                  </pic:nvPicPr>
+                  <pic:blipFill>
+                    <a:blip r:embed="rId8"/>
+                    <a:stretch>
+                      <a:fillRect/>
+                    </a:stretch>
+                  </pic:blipFill>
+                  <pic:spPr>
+                    <a:xfrm>
+                      <a:off x="0" y="0"/>
+                      <a:ext cx="5272405" cy="4474845"/>
+                    </a:xfrm>
+                    <a:prstGeom prst="rect">
+                      <a:avLst/>
+                    </a:prstGeom>
+                    <a:noFill/>
+                    <a:ln>
+                      <a:noFill/>
+                    </a:ln>
+                  </pic:spPr>
+                </pic:pic>
+              </a:graphicData>
+            </a:graphic>
+          </wp:inline>
+        </w:drawing>
+      </w:r>
+      <w:r>
+        <w:br w:type="textWrapping"/>
+      </w:r>
+      <w:r>
+        <w:rPr>
+          <w:rFonts w:hint="default"/>
+          <w:highlight w:val="red"/>
+          <w:lang w:val="vi-VN"/>
+        </w:rPr>
+        <w:t xml:space="preserve">BÀI 6 </w:t>
+      </w:r>
+    </w:p>
+    <w:p>
+      <w:r>
+        <w:drawing>
+          <wp:inline distT="0" distB="0" distL="114300" distR="114300">
+            <wp:extent cx="5273675" cy="4608195"/>
+            <wp:effectExtent l="0" t="0" r="14605" b="9525"/>
+            <wp:docPr id="7" name="Picture 4"/>
+            <wp:cNvGraphicFramePr>
+              <a:graphicFrameLocks xmlns:a="http://schemas.openxmlformats.org/drawingml/2006/main" noChangeAspect="1"/>
+            </wp:cNvGraphicFramePr>
+            <a:graphic xmlns:a="http://schemas.openxmlformats.org/drawingml/2006/main">
+              <a:graphicData uri="http://schemas.openxmlformats.org/drawingml/2006/picture">
+                <pic:pic xmlns:pic="http://schemas.openxmlformats.org/drawingml/2006/picture">
+                  <pic:nvPicPr>
+                    <pic:cNvPr id="7" name="Picture 4"/>
+                    <pic:cNvPicPr>
+                      <a:picLocks noChangeAspect="1"/>
+                    </pic:cNvPicPr>
+                  </pic:nvPicPr>
+                  <pic:blipFill>
+                    <a:blip r:embed="rId9"/>
+                    <a:stretch>
+                      <a:fillRect/>
+                    </a:stretch>
+                  </pic:blipFill>
+                  <pic:spPr>
+                    <a:xfrm>
+                      <a:off x="0" y="0"/>
+                      <a:ext cx="5273675" cy="4608195"/>
+                    </a:xfrm>
+                    <a:prstGeom prst="rect">
+                      <a:avLst/>
+                    </a:prstGeom>
+                    <a:noFill/>
+                    <a:ln>
+                      <a:noFill/>
+                    </a:ln>
+                  </pic:spPr>
+                </pic:pic>
+              </a:graphicData>
+            </a:graphic>
+          </wp:inline>
+        </w:drawing>
+      </w:r>
+    </w:p>
+    <w:p>
+      <w:pPr>
+        <w:rPr>
+          <w:rFonts w:hint="default"/>
+          <w:highlight w:val="red"/>
+          <w:lang w:val="vi-VN"/>
+        </w:rPr>
+      </w:pPr>
+      <w:r>
+        <w:rPr>
+          <w:rFonts w:hint="default"/>
+          <w:highlight w:val="red"/>
+          <w:lang w:val="vi-VN"/>
+        </w:rPr>
+        <w:t xml:space="preserve">BÀI 7 </w:t>
+      </w:r>
+    </w:p>
+    <w:p>
+      <w:r>
+        <w:drawing>
+          <wp:inline distT="0" distB="0" distL="114300" distR="114300">
+            <wp:extent cx="5271770" cy="3862705"/>
+            <wp:effectExtent l="0" t="0" r="1270" b="8255"/>
+            <wp:docPr id="8" name="Picture 5"/>
+            <wp:cNvGraphicFramePr>
+              <a:graphicFrameLocks xmlns:a="http://schemas.openxmlformats.org/drawingml/2006/main" noChangeAspect="1"/>
+            </wp:cNvGraphicFramePr>
+            <a:graphic xmlns:a="http://schemas.openxmlformats.org/drawingml/2006/main">
+              <a:graphicData uri="http://schemas.openxmlformats.org/drawingml/2006/picture">
+                <pic:pic xmlns:pic="http://schemas.openxmlformats.org/drawingml/2006/picture">
+                  <pic:nvPicPr>
+                    <pic:cNvPr id="8" name="Picture 5"/>
+                    <pic:cNvPicPr>
+                      <a:picLocks noChangeAspect="1"/>
+                    </pic:cNvPicPr>
+                  </pic:nvPicPr>
+                  <pic:blipFill>
+                    <a:blip r:embed="rId10"/>
+                    <a:stretch>
+                      <a:fillRect/>
+                    </a:stretch>
+                  </pic:blipFill>
+                  <pic:spPr>
+                    <a:xfrm>
+                      <a:off x="0" y="0"/>
+                      <a:ext cx="5271770" cy="3862705"/>
+                    </a:xfrm>
+                    <a:prstGeom prst="rect">
+                      <a:avLst/>
+                    </a:prstGeom>
+                    <a:noFill/>
+                    <a:ln>
+                      <a:noFill/>
+                    </a:ln>
+                  </pic:spPr>
+                </pic:pic>
+              </a:graphicData>
+            </a:graphic>
+          </wp:inline>
+        </w:drawing>
+      </w:r>
+    </w:p>
+    <w:p/>
+    <w:p>
+      <w:pPr>
+        <w:rPr>
+          <w:rFonts w:hint="default"/>
+          <w:highlight w:val="red"/>
+          <w:lang w:val="vi-VN"/>
+        </w:rPr>
+      </w:pPr>
+      <w:r>
+        <w:rPr>
+          <w:rFonts w:hint="default"/>
+          <w:highlight w:val="red"/>
+          <w:lang w:val="vi-VN"/>
+        </w:rPr>
+        <w:t>BÀI 8</w:t>
+      </w:r>
+    </w:p>
+    <w:p>
+      <w:r>
+        <w:drawing>
+          <wp:inline distT="0" distB="0" distL="114300" distR="114300">
+            <wp:extent cx="5267960" cy="3248660"/>
+            <wp:effectExtent l="0" t="0" r="5080" b="12700"/>
+            <wp:docPr id="10" name="Picture 7"/>
+            <wp:cNvGraphicFramePr>
+              <a:graphicFrameLocks xmlns:a="http://schemas.openxmlformats.org/drawingml/2006/main" noChangeAspect="1"/>
+            </wp:cNvGraphicFramePr>
+            <a:graphic xmlns:a="http://schemas.openxmlformats.org/drawingml/2006/main">
+              <a:graphicData uri="http://schemas.openxmlformats.org/drawingml/2006/picture">
+                <pic:pic xmlns:pic="http://schemas.openxmlformats.org/drawingml/2006/picture">
+                  <pic:nvPicPr>
+                    <pic:cNvPr id="10" name="Picture 7"/>
+                    <pic:cNvPicPr>
+                      <a:picLocks noChangeAspect="1"/>
+                    </pic:cNvPicPr>
+                  </pic:nvPicPr>
+                  <pic:blipFill>
+                    <a:blip r:embed="rId11"/>
+                    <a:stretch>
+                      <a:fillRect/>
+                    </a:stretch>
+                  </pic:blipFill>
+                  <pic:spPr>
+                    <a:xfrm>
+                      <a:off x="0" y="0"/>
+                      <a:ext cx="5267960" cy="3248660"/>
+                    </a:xfrm>
+                    <a:prstGeom prst="rect">
+                      <a:avLst/>
+                    </a:prstGeom>
+                    <a:noFill/>
+                    <a:ln>
+                      <a:noFill/>
+                    </a:ln>
+                  </pic:spPr>
+                </pic:pic>
+              </a:graphicData>
+            </a:graphic>
+          </wp:inline>
+        </w:drawing>
+      </w:r>
       <w:bookmarkStart w:id="0" w:name="_GoBack"/>
       <w:bookmarkEnd w:id="0"/>
+    </w:p>
+    <w:p>
+      <w:pPr>
+        <w:rPr>
+          <w:rFonts w:hint="default"/>
+          <w:lang w:val="vi-VN"/>
+        </w:rPr>
+      </w:pPr>
+      <w:r>
+        <w:drawing>
+          <wp:inline distT="0" distB="0" distL="114300" distR="114300">
+            <wp:extent cx="5273675" cy="583565"/>
+            <wp:effectExtent l="0" t="0" r="14605" b="10795"/>
+            <wp:docPr id="11" name="Picture 8"/>
+            <wp:cNvGraphicFramePr>
+              <a:graphicFrameLocks xmlns:a="http://schemas.openxmlformats.org/drawingml/2006/main" noChangeAspect="1"/>
+            </wp:cNvGraphicFramePr>
+            <a:graphic xmlns:a="http://schemas.openxmlformats.org/drawingml/2006/main">
+              <a:graphicData uri="http://schemas.openxmlformats.org/drawingml/2006/picture">
+                <pic:pic xmlns:pic="http://schemas.openxmlformats.org/drawingml/2006/picture">
+                  <pic:nvPicPr>
+                    <pic:cNvPr id="11" name="Picture 8"/>
+                    <pic:cNvPicPr>
+                      <a:picLocks noChangeAspect="1"/>
+                    </pic:cNvPicPr>
+                  </pic:nvPicPr>
+                  <pic:blipFill>
+                    <a:blip r:embed="rId12"/>
+                    <a:stretch>
+                      <a:fillRect/>
+                    </a:stretch>
+                  </pic:blipFill>
+                  <pic:spPr>
+                    <a:xfrm>
+                      <a:off x="0" y="0"/>
+                      <a:ext cx="5273675" cy="583565"/>
+                    </a:xfrm>
+                    <a:prstGeom prst="rect">
+                      <a:avLst/>
+                    </a:prstGeom>
+                    <a:noFill/>
+                    <a:ln>
+                      <a:noFill/>
+                    </a:ln>
+                  </pic:spPr>
+                </pic:pic>
+              </a:graphicData>
+            </a:graphic>
+          </wp:inline>
+        </w:drawing>
+      </w:r>
     </w:p>
     <w:sectPr>
       <w:pgSz w:w="11906" w:h="16838"/>
